--- a/output_receita_federal/instrucao_normativa_srf/documents/in_srf_118_20001228.docx
+++ b/output_receita_federal/instrucao_normativa_srf/documents/in_srf_118_20001228.docx
@@ -8,6 +8,14 @@
           <w:b/>
         </w:rPr>
         <w:t>Instrução Normativa SRF nº 118, de 28 de dezembro de 2000</w:t>
+      </w:r>
+    </w:p>
+    <w:p>
+      <w:r>
+        <w:rPr>
+          <w:i/>
+        </w:rPr>
+        <w:t>[Revogado(a) pelo(a) Instrução Normativa RFB nº 2180, de 11 de março de 2024]</w:t>
       </w:r>
     </w:p>
     <w:p>
